--- a/tfl/tables/T-MH-01.docx
+++ b/tfl/tables/T-MH-01.docx
@@ -3230,7 +3230,7 @@
           <w:szCs w:val="14"/>
           <w:color w:val="C0392B"/>
         </w:rPr>
-        <w:t xml:space="preserve">DRAFT — produced 2026-05-17 — synthetic data, NOT for regulatory submission</w:t>
+        <w:t xml:space="preserve">DRAFT — produced 2026-06-05 — synthetic data, NOT for regulatory submission</w:t>
       </w:r>
     </w:p>
     <w:sectPr>

--- a/tfl/tables/T-MH-01.docx
+++ b/tfl/tables/T-MH-01.docx
@@ -3230,7 +3230,7 @@
           <w:szCs w:val="14"/>
           <w:color w:val="C0392B"/>
         </w:rPr>
-        <w:t xml:space="preserve">DRAFT — produced 2026-06-05 — synthetic data, NOT for regulatory submission</w:t>
+        <w:t xml:space="preserve">DRAFT — produced 2026-07-19 — synthetic data, NOT for regulatory submission</w:t>
       </w:r>
     </w:p>
     <w:sectPr>
